--- a/public/templates/resume-format-for-ats-template.docx
+++ b/public/templates/resume-format-for-ats-template.docx
@@ -515,7 +515,7 @@
         <w:pStyle w:val="FirstParagraph"/>
       </w:pPr>
       <w:r>
-        <w:t xml:space="preserve">Want it checked for you? Our build runs the checks screening software cares about and shows you every one — passes and heads-ups alike. $49 one-time · adaptiveresume.com</w:t>
+        <w:t xml:space="preserve">Want it checked for you? Our build runs the checks screening software cares about and shows you every one — passes and heads-ups alike. From $79 for a 90-day pass · adaptiveresume.com</w:t>
       </w:r>
     </w:p>
     <w:bookmarkEnd w:id="13"/>

--- a/public/templates/resume-format-for-ats-template.docx
+++ b/public/templates/resume-format-for-ats-template.docx
@@ -515,7 +515,7 @@
         <w:pStyle w:val="FirstParagraph"/>
       </w:pPr>
       <w:r>
-        <w:t xml:space="preserve">Want it checked for you? Our build runs the checks screening software cares about and shows you every one — passes and heads-ups alike. From $79 for a 90-day pass · adaptiveresume.com</w:t>
+        <w:t xml:space="preserve">Want it checked for you? Our build runs the checks screening software cares about and shows you every one — passes and heads-ups alike. From $29, one payment · adaptiveresume.com</w:t>
       </w:r>
     </w:p>
     <w:bookmarkEnd w:id="13"/>

--- a/public/templates/resume-format-for-ats-template.docx
+++ b/public/templates/resume-format-for-ats-template.docx
@@ -515,7 +515,7 @@
         <w:pStyle w:val="FirstParagraph"/>
       </w:pPr>
       <w:r>
-        <w:t xml:space="preserve">Want it checked for you? Our build runs the checks screening software cares about and shows you every one — passes and heads-ups alike. From $29, one payment · adaptiveresume.com</w:t>
+        <w:t xml:space="preserve">Want it checked for you? Our build runs the checks screening software cares about and shows you every one — passes and heads-ups alike. Builds start at $29, paid once. adaptiveresume.com</w:t>
       </w:r>
     </w:p>
     <w:bookmarkEnd w:id="13"/>
